--- a/docs/word-docs/Derm/Oriented Ellipse.docx
+++ b/docs/word-docs/Derm/Oriented Ellipse.docx
@@ -164,11 +164,7 @@
       <w:pPr>
         <w:spacing w:after="0" w:line="240" w:lineRule="auto"/>
       </w:pPr>
-      <w:r>
-        <w:t>A567-123 test test</w:t>
-      </w:r>
-    </w:p>
-    <w:p/>
+    </w:p>
     <w:p>
       <w:pPr>
         <w:rPr>
